--- a/lectures/week03/Week3_Supplementary_Lagrangian.docx
+++ b/lectures/week03/Week3_Supplementary_Lagrangian.docx
@@ -1272,7 +1272,7 @@
           <w:sz w:val="24"/>
           <w:szCs w:val="24"/>
         </w:rPr>
-        <w:t xml:space="preserve">a₁ = I₁ + I₂ + m₁ s₁² + m₂(l₁² + s₂²) = 0.2533 kg·m²</w:t>
+        <w:t xml:space="preserve">a₁ = I₁ + I₂ + m₁ s₁² + m₂(l₁² + s₂²) = 0.2954 kg·m²</w:t>
       </w:r>
       <w:r>
         <w:rPr>
@@ -1328,7 +1328,7 @@
           <w:sz w:val="24"/>
           <w:szCs w:val="24"/>
         </w:rPr>
-        <w:t xml:space="preserve">a₃ = m₂ l₁ s₂ = 0.0897 kg·m²</w:t>
+        <w:t xml:space="preserve">a₃ = m₂ l₁ s₂ = 0.0898 kg·m²</w:t>
       </w:r>
       <w:r>
         <w:rPr>
@@ -2968,6 +2968,73 @@
     </w:p>
     <w:p>
       <w:pPr>
+        <w:pStyle w:val="Heading2"/>
+      </w:pPr>
+      <w:r>
+        <w:rPr>
+          <w:rFonts w:ascii="Cambria" w:cs="Cambria" w:eastAsia="Cambria" w:hAnsi="Cambria"/>
+        </w:rPr>
+        <w:t xml:space="preserve">D.3  Adding Joint Damping (Non-Conservative Term)</w:t>
+      </w:r>
+    </w:p>
+    <w:p>
+      <w:pPr>
+        <w:spacing w:after="160" w:line="300"/>
+      </w:pPr>
+      <w:r>
+        <w:rPr>
+          <w:rFonts w:ascii="Cambria" w:cs="Cambria" w:eastAsia="Cambria" w:hAnsi="Cambria"/>
+          <w:color w:val="333333"/>
+          <w:sz w:val="22"/>
+          <w:szCs w:val="22"/>
+        </w:rPr>
+        <w:t xml:space="preserve">The equations above are frictionless: the Lagrangian captures only conservative dynamics, so no damping appears. Real joints also carry viscous friction — an external, non-conservative torque that opposes joint velocity and is therefore added directly to the right-hand side rather than derived from L. Including a diagonal joint-damping matrix B (units N·m·s/rad) gives</w:t>
+      </w:r>
+    </w:p>
+    <w:p>
+      <w:pPr>
+        <w:tabs>
+          <w:tab w:val="right" w:pos="9026"/>
+        </w:tabs>
+        <w:spacing w:after="200" w:before="200"/>
+        <w:ind w:left="720"/>
+        <w:jc w:val="center"/>
+      </w:pPr>
+      <w:r>
+        <w:rPr>
+          <w:rFonts w:ascii="Cambria Math" w:cs="Cambria Math" w:eastAsia="Cambria Math" w:hAnsi="Cambria Math"/>
+          <w:color w:val="1B2A4A"/>
+          <w:sz w:val="24"/>
+          <w:szCs w:val="24"/>
+        </w:rPr>
+        <w:t xml:space="preserve">M(q) d²q/dt² + C(q, dq/dt) dq/dt + B dq/dt = τ</w:t>
+      </w:r>
+      <w:r>
+        <w:rPr>
+          <w:rFonts w:ascii="Cambria" w:cs="Cambria" w:eastAsia="Cambria" w:hAnsi="Cambria"/>
+          <w:color w:val="666666"/>
+          <w:sz w:val="20"/>
+          <w:szCs w:val="20"/>
+        </w:rPr>
+        <w:t xml:space="preserve">	(D.7)</w:t>
+      </w:r>
+    </w:p>
+    <w:p>
+      <w:pPr>
+        <w:spacing w:after="200" w:line="300"/>
+      </w:pPr>
+      <w:r>
+        <w:rPr>
+          <w:rFonts w:ascii="Cambria" w:cs="Cambria" w:eastAsia="Cambria" w:hAnsi="Cambria"/>
+          <w:color w:val="333333"/>
+          <w:sz w:val="22"/>
+          <w:szCs w:val="22"/>
+        </w:rPr>
+        <w:t xml:space="preserve">This is Equation 4.3 of the main Week-3 notes. Throughout this derivation B = 0 (the frictionless case), but Homework 3 uses exactly this term: it compares a damped plant (Model A, B = 3.0 N·m·s/rad) against the frictionless one (Model B, B = 0), showing that direct muscle activation alone supplies too little damping for a reach to settle.</w:t>
+      </w:r>
+    </w:p>
+    <w:p>
+      <w:pPr>
         <w:pStyle w:val="Heading1"/>
         <w:spacing w:after="200" w:before="360"/>
       </w:pPr>
@@ -3029,7 +3096,7 @@
           <w:sz w:val="22"/>
           <w:szCs w:val="22"/>
         </w:rPr>
-        <w:t xml:space="preserve">M₁₁ = 0.2533 + 2(0.0897)(0.2588) = 0.2533 + 0.0464 = 0.2997 kg·m²</w:t>
+        <w:t xml:space="preserve">M₁₁ = 0.2954 + 2(0.0898)(0.2588) = 0.2954 + 0.0465 = 0.3419 kg·m²</w:t>
       </w:r>
     </w:p>
     <w:p>
@@ -3048,7 +3115,7 @@
           <w:sz w:val="22"/>
           <w:szCs w:val="22"/>
         </w:rPr>
-        <w:t xml:space="preserve">M₁₂ = 0.0642 + (0.0897)(0.2588) = 0.0642 + 0.0232 = 0.0874 kg·m²</w:t>
+        <w:t xml:space="preserve">M₁₂ = 0.0642 + (0.0898)(0.2588) = 0.0642 + 0.0232 = 0.0874 kg·m²</w:t>
       </w:r>
     </w:p>
     <w:p>
@@ -3086,21 +3153,21 @@
           <w:sz w:val="22"/>
           <w:szCs w:val="22"/>
         </w:rPr>
-        <w:t xml:space="preserve">det(M) = 0.2997 × 0.0642 − 0.0874² = 0.01924 − 0.00764 = 0.01160</w:t>
-      </w:r>
-    </w:p>
-    <w:p>
-      <w:pPr>
-        <w:spacing w:after="160" w:line="300"/>
-      </w:pPr>
-      <w:r>
-        <w:rPr>
-          <w:rFonts w:ascii="Cambria" w:cs="Cambria" w:eastAsia="Cambria" w:hAnsi="Cambria"/>
-          <w:color w:val="333333"/>
-          <w:sz w:val="22"/>
-          <w:szCs w:val="22"/>
-        </w:rPr>
-        <w:t xml:space="preserve">And h = −(0.0897) sin(75°) = −(0.0897)(0.9659) = −0.0866 kg·m².</w:t>
+        <w:t xml:space="preserve">det(M) = 0.3419 × 0.0642 − 0.0874² = 0.02195 − 0.00764 = 0.01431</w:t>
+      </w:r>
+    </w:p>
+    <w:p>
+      <w:pPr>
+        <w:spacing w:after="160" w:line="300"/>
+      </w:pPr>
+      <w:r>
+        <w:rPr>
+          <w:rFonts w:ascii="Cambria" w:cs="Cambria" w:eastAsia="Cambria" w:hAnsi="Cambria"/>
+          <w:color w:val="333333"/>
+          <w:sz w:val="22"/>
+          <w:szCs w:val="22"/>
+        </w:rPr>
+        <w:t xml:space="preserve">And h = −(0.0898) sin(75°) = −(0.0898)(0.9659) = −0.0867 kg·m².</w:t>
       </w:r>
     </w:p>
     <w:p>
